--- a/docs/GETTING_STARTED_WITH_AI.docx
+++ b/docs/GETTING_STARTED_WITH_AI.docx
@@ -541,7 +541,7 @@
               <w:rPr>
                 <w:b w:val="0"/>
               </w:rPr>
-              <w:t>`docs/EDGE_CASE_STUDIES.md` (57 case studies)</w:t>
+              <w:t>`docs/EDGE_CASE_STUDIES.md` (59 case studies)</w:t>
             </w:r>
           </w:p>
         </w:tc>

--- a/docs/GETTING_STARTED_WITH_AI.docx
+++ b/docs/GETTING_STARTED_WITH_AI.docx
@@ -541,7 +541,7 @@
               <w:rPr>
                 <w:b w:val="0"/>
               </w:rPr>
-              <w:t>`docs/EDGE_CASE_STUDIES.md` (59 case studies)</w:t>
+              <w:t>`docs/EDGE_CASE_STUDIES.md` (60 case studies)</w:t>
             </w:r>
           </w:p>
         </w:tc>

--- a/docs/GETTING_STARTED_WITH_AI.docx
+++ b/docs/GETTING_STARTED_WITH_AI.docx
@@ -541,7 +541,7 @@
               <w:rPr>
                 <w:b w:val="0"/>
               </w:rPr>
-              <w:t>`docs/EDGE_CASE_STUDIES.md` (60 case studies)</w:t>
+              <w:t>`docs/EDGE_CASE_STUDIES.md` (61 case studies)</w:t>
             </w:r>
           </w:p>
         </w:tc>

--- a/docs/GETTING_STARTED_WITH_AI.docx
+++ b/docs/GETTING_STARTED_WITH_AI.docx
@@ -541,7 +541,7 @@
               <w:rPr>
                 <w:b w:val="0"/>
               </w:rPr>
-              <w:t>`docs/EDGE_CASE_STUDIES.md` (61 case studies)</w:t>
+              <w:t>`docs/EDGE_CASE_STUDIES.md` (62 case studies)</w:t>
             </w:r>
           </w:p>
         </w:tc>

--- a/docs/GETTING_STARTED_WITH_AI.docx
+++ b/docs/GETTING_STARTED_WITH_AI.docx
@@ -541,7 +541,7 @@
               <w:rPr>
                 <w:b w:val="0"/>
               </w:rPr>
-              <w:t>`docs/EDGE_CASE_STUDIES.md` (62 case studies)</w:t>
+              <w:t>`docs/EDGE_CASE_STUDIES.md` (63 case studies)</w:t>
             </w:r>
           </w:p>
         </w:tc>

--- a/docs/GETTING_STARTED_WITH_AI.docx
+++ b/docs/GETTING_STARTED_WITH_AI.docx
@@ -541,7 +541,7 @@
               <w:rPr>
                 <w:b w:val="0"/>
               </w:rPr>
-              <w:t>`docs/EDGE_CASE_STUDIES.md` (63 case studies)</w:t>
+              <w:t>`docs/EDGE_CASE_STUDIES.md` (64 case studies)</w:t>
             </w:r>
           </w:p>
         </w:tc>

--- a/docs/GETTING_STARTED_WITH_AI.docx
+++ b/docs/GETTING_STARTED_WITH_AI.docx
@@ -541,7 +541,7 @@
               <w:rPr>
                 <w:b w:val="0"/>
               </w:rPr>
-              <w:t>`docs/EDGE_CASE_STUDIES.md` (64 case studies)</w:t>
+              <w:t>`docs/EDGE_CASE_STUDIES.md` (65 case studies)</w:t>
             </w:r>
           </w:p>
         </w:tc>

--- a/docs/GETTING_STARTED_WITH_AI.docx
+++ b/docs/GETTING_STARTED_WITH_AI.docx
@@ -541,7 +541,7 @@
               <w:rPr>
                 <w:b w:val="0"/>
               </w:rPr>
-              <w:t>`docs/EDGE_CASE_STUDIES.md` (65 case studies)</w:t>
+              <w:t>`docs/EDGE_CASE_STUDIES.md` (66 case studies)</w:t>
             </w:r>
           </w:p>
         </w:tc>

--- a/docs/GETTING_STARTED_WITH_AI.docx
+++ b/docs/GETTING_STARTED_WITH_AI.docx
@@ -541,7 +541,7 @@
               <w:rPr>
                 <w:b w:val="0"/>
               </w:rPr>
-              <w:t>`docs/EDGE_CASE_STUDIES.md` (66 case studies)</w:t>
+              <w:t>`docs/EDGE_CASE_STUDIES.md` (67 case studies)</w:t>
             </w:r>
           </w:p>
         </w:tc>

--- a/docs/GETTING_STARTED_WITH_AI.docx
+++ b/docs/GETTING_STARTED_WITH_AI.docx
@@ -541,7 +541,7 @@
               <w:rPr>
                 <w:b w:val="0"/>
               </w:rPr>
-              <w:t>`docs/EDGE_CASE_STUDIES.md` (67 case studies)</w:t>
+              <w:t>`docs/EDGE_CASE_STUDIES.md` (68 case studies)</w:t>
             </w:r>
           </w:p>
         </w:tc>
